--- a/Cayleigh_Haag_CS_Resume.docx
+++ b/Cayleigh_Haag_CS_Resume.docx
@@ -6,12 +6,14 @@
       <w:pPr>
         <w:spacing w:line="240" w:lineRule="auto"/>
         <w:rPr>
+          <w:rFonts w:asciiTheme="majorHAnsi" w:hAnsiTheme="majorHAnsi" w:cstheme="majorHAnsi"/>
           <w:color w:val="000000" w:themeColor="text1"/>
           <w:sz w:val="20"/>
         </w:rPr>
       </w:pPr>
       <w:r>
         <w:rPr>
+          <w:rFonts w:asciiTheme="majorHAnsi" w:hAnsiTheme="majorHAnsi" w:cstheme="majorHAnsi"/>
           <w:b/>
           <w:color w:val="000000" w:themeColor="text1"/>
           <w:sz w:val="36"/>
@@ -20,6 +22,7 @@
       </w:r>
       <w:r>
         <w:rPr>
+          <w:rFonts w:asciiTheme="majorHAnsi" w:hAnsiTheme="majorHAnsi" w:cstheme="majorHAnsi"/>
           <w:b/>
           <w:color w:val="000000" w:themeColor="text1"/>
           <w:sz w:val="36"/>
@@ -28,6 +31,7 @@
       </w:r>
       <w:r>
         <w:rPr>
+          <w:rFonts w:asciiTheme="majorHAnsi" w:hAnsiTheme="majorHAnsi" w:cstheme="majorHAnsi"/>
           <w:color w:val="000000" w:themeColor="text1"/>
           <w:sz w:val="24"/>
         </w:rPr>
@@ -35,6 +39,7 @@
       </w:r>
       <w:r>
         <w:rPr>
+          <w:rFonts w:asciiTheme="majorHAnsi" w:hAnsiTheme="majorHAnsi" w:cstheme="majorHAnsi"/>
           <w:color w:val="000000" w:themeColor="text1"/>
           <w:sz w:val="24"/>
         </w:rPr>
@@ -42,6 +47,7 @@
       </w:r>
       <w:r>
         <w:rPr>
+          <w:rFonts w:asciiTheme="majorHAnsi" w:hAnsiTheme="majorHAnsi" w:cstheme="majorHAnsi"/>
           <w:color w:val="000000" w:themeColor="text1"/>
           <w:sz w:val="24"/>
         </w:rPr>
@@ -49,6 +55,7 @@
       </w:r>
       <w:r>
         <w:rPr>
+          <w:rFonts w:asciiTheme="majorHAnsi" w:hAnsiTheme="majorHAnsi" w:cstheme="majorHAnsi"/>
           <w:color w:val="000000" w:themeColor="text1"/>
           <w:sz w:val="20"/>
         </w:rPr>
@@ -58,6 +65,7 @@
         <w:r>
           <w:rPr>
             <w:rStyle w:val="Hyperlink"/>
+            <w:rFonts w:asciiTheme="majorHAnsi" w:hAnsiTheme="majorHAnsi" w:cstheme="majorHAnsi"/>
             <w:sz w:val="20"/>
           </w:rPr>
           <w:t>LinkedIn</w:t>
@@ -68,11 +76,13 @@
       <w:pPr>
         <w:spacing w:line="240" w:lineRule="auto"/>
         <w:rPr>
+          <w:rFonts w:asciiTheme="majorHAnsi" w:hAnsiTheme="majorHAnsi" w:cstheme="majorHAnsi"/>
           <w:color w:val="000000" w:themeColor="text1"/>
         </w:rPr>
       </w:pPr>
       <w:r>
         <w:rPr>
+          <w:rFonts w:asciiTheme="majorHAnsi" w:hAnsiTheme="majorHAnsi" w:cstheme="majorHAnsi"/>
           <w:b/>
           <w:color w:val="000000" w:themeColor="text1"/>
           <w:sz w:val="26"/>
@@ -84,11 +94,13 @@
       <w:pPr>
         <w:spacing w:line="240" w:lineRule="auto"/>
         <w:rPr>
+          <w:rFonts w:asciiTheme="majorHAnsi" w:hAnsiTheme="majorHAnsi" w:cstheme="majorHAnsi"/>
           <w:color w:val="000000" w:themeColor="text1"/>
         </w:rPr>
       </w:pPr>
       <w:r>
         <w:rPr>
+          <w:rFonts w:asciiTheme="majorHAnsi" w:hAnsiTheme="majorHAnsi" w:cstheme="majorHAnsi"/>
           <w:b/>
           <w:color w:val="000000" w:themeColor="text1"/>
         </w:rPr>
@@ -99,23 +111,41 @@
       <w:pPr>
         <w:spacing w:line="240" w:lineRule="auto"/>
         <w:rPr>
+          <w:rFonts w:asciiTheme="majorHAnsi" w:hAnsiTheme="majorHAnsi" w:cstheme="majorHAnsi"/>
           <w:color w:val="000000" w:themeColor="text1"/>
         </w:rPr>
       </w:pPr>
       <w:r>
         <w:rPr>
+          <w:rFonts w:asciiTheme="majorHAnsi" w:hAnsiTheme="majorHAnsi" w:cstheme="majorHAnsi"/>
           <w:color w:val="000000" w:themeColor="text1"/>
         </w:rPr>
-        <w:t>Bachelor of Science, Computer Science and Mathematics</w:t>
+        <w:t xml:space="preserve">Bachelor of Science, Computer Science </w:t>
       </w:r>
       <w:r>
         <w:rPr>
+          <w:rFonts w:asciiTheme="majorHAnsi" w:hAnsiTheme="majorHAnsi" w:cstheme="majorHAnsi"/>
+          <w:color w:val="000000" w:themeColor="text1"/>
+        </w:rPr>
+        <w:t xml:space="preserve">(Systems and AI) </w:t>
+      </w:r>
+      <w:r>
+        <w:rPr>
+          <w:rFonts w:asciiTheme="majorHAnsi" w:hAnsiTheme="majorHAnsi" w:cstheme="majorHAnsi"/>
+          <w:color w:val="000000" w:themeColor="text1"/>
+        </w:rPr>
+        <w:t>and Mathematics</w:t>
+      </w:r>
+      <w:r>
+        <w:rPr>
+          <w:rFonts w:asciiTheme="majorHAnsi" w:hAnsiTheme="majorHAnsi" w:cstheme="majorHAnsi"/>
           <w:color w:val="000000" w:themeColor="text1"/>
         </w:rPr>
         <w:t xml:space="preserve"> (minor)</w:t>
       </w:r>
       <w:r>
         <w:rPr>
+          <w:rFonts w:asciiTheme="majorHAnsi" w:hAnsiTheme="majorHAnsi" w:cstheme="majorHAnsi"/>
           <w:color w:val="000000" w:themeColor="text1"/>
         </w:rPr>
         <w:br/>
@@ -123,12 +153,14 @@
       </w:r>
       <w:r>
         <w:rPr>
+          <w:rFonts w:asciiTheme="majorHAnsi" w:hAnsiTheme="majorHAnsi" w:cstheme="majorHAnsi"/>
           <w:color w:val="000000" w:themeColor="text1"/>
         </w:rPr>
         <w:t>4</w:t>
       </w:r>
       <w:r>
         <w:rPr>
+          <w:rFonts w:asciiTheme="majorHAnsi" w:hAnsiTheme="majorHAnsi" w:cstheme="majorHAnsi"/>
           <w:color w:val="000000" w:themeColor="text1"/>
         </w:rPr>
         <w:t>/4.0</w:t>
@@ -138,11 +170,13 @@
       <w:pPr>
         <w:spacing w:line="240" w:lineRule="auto"/>
         <w:rPr>
+          <w:rFonts w:asciiTheme="majorHAnsi" w:hAnsiTheme="majorHAnsi" w:cstheme="majorHAnsi"/>
           <w:color w:val="000000" w:themeColor="text1"/>
         </w:rPr>
       </w:pPr>
       <w:r>
         <w:rPr>
+          <w:rFonts w:asciiTheme="majorHAnsi" w:hAnsiTheme="majorHAnsi" w:cstheme="majorHAnsi"/>
           <w:b/>
           <w:color w:val="000000" w:themeColor="text1"/>
         </w:rPr>
@@ -150,6 +184,7 @@
       </w:r>
       <w:r>
         <w:rPr>
+          <w:rFonts w:asciiTheme="majorHAnsi" w:hAnsiTheme="majorHAnsi" w:cstheme="majorHAnsi"/>
           <w:b/>
           <w:color w:val="000000" w:themeColor="text1"/>
         </w:rPr>
@@ -157,6 +192,7 @@
       </w:r>
       <w:r>
         <w:rPr>
+          <w:rFonts w:asciiTheme="majorHAnsi" w:hAnsiTheme="majorHAnsi" w:cstheme="majorHAnsi"/>
           <w:b/>
           <w:color w:val="000000" w:themeColor="text1"/>
         </w:rPr>
@@ -167,24 +203,49 @@
       <w:pPr>
         <w:spacing w:line="240" w:lineRule="auto"/>
         <w:rPr>
+          <w:rFonts w:asciiTheme="majorHAnsi" w:hAnsiTheme="majorHAnsi" w:cstheme="majorHAnsi"/>
           <w:color w:val="000000" w:themeColor="text1"/>
         </w:rPr>
       </w:pPr>
       <w:r>
         <w:rPr>
+          <w:rFonts w:asciiTheme="majorHAnsi" w:hAnsiTheme="majorHAnsi" w:cstheme="majorHAnsi"/>
           <w:color w:val="000000" w:themeColor="text1"/>
         </w:rPr>
         <w:t>Valedictorian | Weighted GPA: 4.71/4.0</w:t>
       </w:r>
       <w:r>
         <w:rPr>
+          <w:rFonts w:asciiTheme="majorHAnsi" w:hAnsiTheme="majorHAnsi" w:cstheme="majorHAnsi"/>
           <w:color w:val="000000" w:themeColor="text1"/>
         </w:rPr>
         <w:br/>
-        <w:t>Varsity Cross Country &amp; Track Team Captain</w:t>
+        <w:t xml:space="preserve">Varsity Cross Country &amp; Track </w:t>
       </w:r>
       <w:r>
         <w:rPr>
+          <w:rFonts w:asciiTheme="majorHAnsi" w:hAnsiTheme="majorHAnsi" w:cstheme="majorHAnsi"/>
+          <w:color w:val="000000" w:themeColor="text1"/>
+        </w:rPr>
+        <w:t>(</w:t>
+      </w:r>
+      <w:r>
+        <w:rPr>
+          <w:rFonts w:asciiTheme="majorHAnsi" w:hAnsiTheme="majorHAnsi" w:cstheme="majorHAnsi"/>
+          <w:color w:val="000000" w:themeColor="text1"/>
+        </w:rPr>
+        <w:t>Team Captain</w:t>
+      </w:r>
+      <w:r>
+        <w:rPr>
+          <w:rFonts w:asciiTheme="majorHAnsi" w:hAnsiTheme="majorHAnsi" w:cstheme="majorHAnsi"/>
+          <w:color w:val="000000" w:themeColor="text1"/>
+        </w:rPr>
+        <w:t>)</w:t>
+      </w:r>
+      <w:r>
+        <w:rPr>
+          <w:rFonts w:asciiTheme="majorHAnsi" w:hAnsiTheme="majorHAnsi" w:cstheme="majorHAnsi"/>
           <w:color w:val="000000" w:themeColor="text1"/>
         </w:rPr>
         <w:br/>
@@ -195,11 +256,13 @@
       <w:pPr>
         <w:spacing w:line="240" w:lineRule="auto"/>
         <w:rPr>
+          <w:rFonts w:asciiTheme="majorHAnsi" w:hAnsiTheme="majorHAnsi" w:cstheme="majorHAnsi"/>
           <w:color w:val="000000" w:themeColor="text1"/>
         </w:rPr>
       </w:pPr>
       <w:r>
         <w:rPr>
+          <w:rFonts w:asciiTheme="majorHAnsi" w:hAnsiTheme="majorHAnsi" w:cstheme="majorHAnsi"/>
           <w:b/>
           <w:color w:val="000000" w:themeColor="text1"/>
           <w:sz w:val="26"/>
@@ -211,23 +274,27 @@
       <w:pPr>
         <w:spacing w:line="240" w:lineRule="auto"/>
         <w:rPr>
+          <w:rFonts w:asciiTheme="majorHAnsi" w:hAnsiTheme="majorHAnsi" w:cstheme="majorHAnsi"/>
           <w:color w:val="000000" w:themeColor="text1"/>
         </w:rPr>
       </w:pPr>
       <w:r>
         <w:rPr>
+          <w:rFonts w:asciiTheme="majorHAnsi" w:hAnsiTheme="majorHAnsi" w:cstheme="majorHAnsi"/>
           <w:color w:val="000000" w:themeColor="text1"/>
         </w:rPr>
         <w:t xml:space="preserve">Programming Languages: C, C++, Python, </w:t>
       </w:r>
       <w:r>
         <w:rPr>
+          <w:rFonts w:asciiTheme="majorHAnsi" w:hAnsiTheme="majorHAnsi" w:cstheme="majorHAnsi"/>
           <w:color w:val="000000" w:themeColor="text1"/>
         </w:rPr>
         <w:t xml:space="preserve">Java, </w:t>
       </w:r>
       <w:r>
         <w:rPr>
+          <w:rFonts w:asciiTheme="majorHAnsi" w:hAnsiTheme="majorHAnsi" w:cstheme="majorHAnsi"/>
           <w:color w:val="000000" w:themeColor="text1"/>
         </w:rPr>
         <w:t>Ada</w:t>
@@ -237,23 +304,27 @@
       <w:pPr>
         <w:spacing w:line="240" w:lineRule="auto"/>
         <w:rPr>
+          <w:rFonts w:asciiTheme="majorHAnsi" w:hAnsiTheme="majorHAnsi" w:cstheme="majorHAnsi"/>
           <w:color w:val="000000" w:themeColor="text1"/>
         </w:rPr>
       </w:pPr>
       <w:r>
         <w:rPr>
+          <w:rFonts w:asciiTheme="majorHAnsi" w:hAnsiTheme="majorHAnsi" w:cstheme="majorHAnsi"/>
           <w:color w:val="000000" w:themeColor="text1"/>
         </w:rPr>
         <w:t>Tools &amp; Frameworks: Git, Jira, QGIS, ArcGIS, YOLO (Object Detection)</w:t>
       </w:r>
       <w:r>
         <w:rPr>
+          <w:rFonts w:asciiTheme="majorHAnsi" w:hAnsiTheme="majorHAnsi" w:cstheme="majorHAnsi"/>
           <w:color w:val="000000" w:themeColor="text1"/>
         </w:rPr>
         <w:t>, Windows API</w:t>
       </w:r>
       <w:r>
         <w:rPr>
+          <w:rFonts w:asciiTheme="majorHAnsi" w:hAnsiTheme="majorHAnsi" w:cstheme="majorHAnsi"/>
           <w:color w:val="000000" w:themeColor="text1"/>
         </w:rPr>
         <w:t xml:space="preserve">, Pandas, </w:t>
@@ -261,6 +332,7 @@
       <w:proofErr w:type="spellStart"/>
       <w:r>
         <w:rPr>
+          <w:rFonts w:asciiTheme="majorHAnsi" w:hAnsiTheme="majorHAnsi" w:cstheme="majorHAnsi"/>
           <w:color w:val="000000" w:themeColor="text1"/>
         </w:rPr>
         <w:t>Numpy</w:t>
@@ -268,12 +340,14 @@
       <w:proofErr w:type="spellEnd"/>
       <w:r>
         <w:rPr>
+          <w:rFonts w:asciiTheme="majorHAnsi" w:hAnsiTheme="majorHAnsi" w:cstheme="majorHAnsi"/>
           <w:color w:val="000000" w:themeColor="text1"/>
         </w:rPr>
         <w:t>, Unix/Linux environment</w:t>
       </w:r>
       <w:r>
         <w:rPr>
+          <w:rFonts w:asciiTheme="majorHAnsi" w:hAnsiTheme="majorHAnsi" w:cstheme="majorHAnsi"/>
           <w:color w:val="000000" w:themeColor="text1"/>
         </w:rPr>
         <w:t>s</w:t>
@@ -283,11 +357,13 @@
       <w:pPr>
         <w:spacing w:line="240" w:lineRule="auto"/>
         <w:rPr>
+          <w:rFonts w:asciiTheme="majorHAnsi" w:hAnsiTheme="majorHAnsi" w:cstheme="majorHAnsi"/>
           <w:color w:val="000000" w:themeColor="text1"/>
         </w:rPr>
       </w:pPr>
       <w:r>
         <w:rPr>
+          <w:rFonts w:asciiTheme="majorHAnsi" w:hAnsiTheme="majorHAnsi" w:cstheme="majorHAnsi"/>
           <w:color w:val="000000" w:themeColor="text1"/>
         </w:rPr>
         <w:t>Technical Areas: Algorithms &amp; Data Structures, Operating Systems, GIS Analysis, Software Development, Machine Learning (intro)</w:t>
@@ -297,11 +373,13 @@
       <w:pPr>
         <w:spacing w:line="240" w:lineRule="auto"/>
         <w:rPr>
+          <w:rFonts w:asciiTheme="majorHAnsi" w:hAnsiTheme="majorHAnsi" w:cstheme="majorHAnsi"/>
           <w:color w:val="000000" w:themeColor="text1"/>
         </w:rPr>
       </w:pPr>
       <w:r>
         <w:rPr>
+          <w:rFonts w:asciiTheme="majorHAnsi" w:hAnsiTheme="majorHAnsi" w:cstheme="majorHAnsi"/>
           <w:color w:val="000000" w:themeColor="text1"/>
         </w:rPr>
         <w:t>Other: Team management, CPR &amp; Lifeguard Certified</w:t>
@@ -311,11 +389,13 @@
       <w:pPr>
         <w:spacing w:line="240" w:lineRule="auto"/>
         <w:rPr>
+          <w:rFonts w:asciiTheme="majorHAnsi" w:hAnsiTheme="majorHAnsi" w:cstheme="majorHAnsi"/>
           <w:color w:val="000000" w:themeColor="text1"/>
         </w:rPr>
       </w:pPr>
       <w:r>
         <w:rPr>
+          <w:rFonts w:asciiTheme="majorHAnsi" w:hAnsiTheme="majorHAnsi" w:cstheme="majorHAnsi"/>
           <w:b/>
           <w:color w:val="000000" w:themeColor="text1"/>
           <w:sz w:val="26"/>
@@ -405,47 +485,7 @@
           <w:sz w:val="22"/>
           <w:szCs w:val="22"/>
         </w:rPr>
-        <w:t>Led a successful transition from Version 1 to Jira, coordinating efforts across four teams on a $280M</w:t>
-      </w:r>
-      <w:r>
-        <w:rPr>
-          <w:rFonts w:asciiTheme="majorHAnsi" w:hAnsiTheme="majorHAnsi" w:cstheme="majorHAnsi"/>
-          <w:sz w:val="22"/>
-          <w:szCs w:val="22"/>
-        </w:rPr>
-        <w:t xml:space="preserve"> </w:t>
-      </w:r>
-      <w:r>
-        <w:rPr>
-          <w:rFonts w:asciiTheme="majorHAnsi" w:hAnsiTheme="majorHAnsi" w:cstheme="majorHAnsi"/>
-          <w:sz w:val="22"/>
-          <w:szCs w:val="22"/>
-        </w:rPr>
-        <w:t xml:space="preserve">flight deck </w:t>
-      </w:r>
-      <w:r>
-        <w:rPr>
-          <w:rFonts w:asciiTheme="majorHAnsi" w:hAnsiTheme="majorHAnsi" w:cstheme="majorHAnsi"/>
-          <w:sz w:val="22"/>
-          <w:szCs w:val="22"/>
-        </w:rPr>
-        <w:t xml:space="preserve">replacement </w:t>
-      </w:r>
-      <w:r>
-        <w:rPr>
-          <w:rFonts w:asciiTheme="majorHAnsi" w:hAnsiTheme="majorHAnsi" w:cstheme="majorHAnsi"/>
-          <w:sz w:val="22"/>
-          <w:szCs w:val="22"/>
-        </w:rPr>
-        <w:t>project</w:t>
-      </w:r>
-      <w:r>
-        <w:rPr>
-          <w:rFonts w:asciiTheme="majorHAnsi" w:hAnsiTheme="majorHAnsi" w:cstheme="majorHAnsi"/>
-          <w:sz w:val="22"/>
-          <w:szCs w:val="22"/>
-        </w:rPr>
-        <w:t xml:space="preserve"> for C-17 aircraft</w:t>
+        <w:t>Led a successful transition from Version 1 to Jira, coordinating efforts across four teams on a $280M flight deck replacement project for C-17 aircraft</w:t>
       </w:r>
     </w:p>
     <w:p>
@@ -474,11 +514,13 @@
       <w:pPr>
         <w:spacing w:line="240" w:lineRule="auto"/>
         <w:rPr>
+          <w:rFonts w:asciiTheme="majorHAnsi" w:hAnsiTheme="majorHAnsi" w:cstheme="majorHAnsi"/>
           <w:color w:val="000000" w:themeColor="text1"/>
         </w:rPr>
       </w:pPr>
       <w:r>
         <w:rPr>
+          <w:rFonts w:asciiTheme="majorHAnsi" w:hAnsiTheme="majorHAnsi" w:cstheme="majorHAnsi"/>
           <w:b/>
           <w:color w:val="000000" w:themeColor="text1"/>
         </w:rPr>
@@ -494,11 +536,13 @@
         </w:numPr>
         <w:spacing w:line="240" w:lineRule="auto"/>
         <w:rPr>
+          <w:rFonts w:asciiTheme="majorHAnsi" w:hAnsiTheme="majorHAnsi" w:cstheme="majorHAnsi"/>
           <w:color w:val="000000" w:themeColor="text1"/>
         </w:rPr>
       </w:pPr>
       <w:r>
         <w:rPr>
+          <w:rFonts w:asciiTheme="majorHAnsi" w:hAnsiTheme="majorHAnsi" w:cstheme="majorHAnsi"/>
           <w:color w:val="000000" w:themeColor="text1"/>
         </w:rPr>
         <w:t>Applied YOLO object detection to identify aqueduct structures in historical satellite maps</w:t>
@@ -513,11 +557,13 @@
         </w:numPr>
         <w:spacing w:line="240" w:lineRule="auto"/>
         <w:rPr>
+          <w:rFonts w:asciiTheme="majorHAnsi" w:hAnsiTheme="majorHAnsi" w:cstheme="majorHAnsi"/>
           <w:color w:val="000000" w:themeColor="text1"/>
         </w:rPr>
       </w:pPr>
       <w:r>
         <w:rPr>
+          <w:rFonts w:asciiTheme="majorHAnsi" w:hAnsiTheme="majorHAnsi" w:cstheme="majorHAnsi"/>
           <w:color w:val="000000" w:themeColor="text1"/>
         </w:rPr>
         <w:t>Automated GIS workflows with Python + QGIS</w:t>
@@ -532,11 +578,13 @@
         </w:numPr>
         <w:spacing w:line="240" w:lineRule="auto"/>
         <w:rPr>
+          <w:rFonts w:asciiTheme="majorHAnsi" w:hAnsiTheme="majorHAnsi" w:cstheme="majorHAnsi"/>
           <w:color w:val="000000" w:themeColor="text1"/>
         </w:rPr>
       </w:pPr>
       <w:r>
         <w:rPr>
+          <w:rFonts w:asciiTheme="majorHAnsi" w:hAnsiTheme="majorHAnsi" w:cstheme="majorHAnsi"/>
           <w:color w:val="000000" w:themeColor="text1"/>
         </w:rPr>
         <w:t>Collaborated with PhD researchers to integrate ML detection into digital humanities research</w:t>
@@ -546,11 +594,13 @@
       <w:pPr>
         <w:spacing w:line="240" w:lineRule="auto"/>
         <w:rPr>
+          <w:rFonts w:asciiTheme="majorHAnsi" w:hAnsiTheme="majorHAnsi" w:cstheme="majorHAnsi"/>
           <w:color w:val="000000" w:themeColor="text1"/>
         </w:rPr>
       </w:pPr>
       <w:r>
         <w:rPr>
+          <w:rFonts w:asciiTheme="majorHAnsi" w:hAnsiTheme="majorHAnsi" w:cstheme="majorHAnsi"/>
           <w:b/>
           <w:color w:val="000000" w:themeColor="text1"/>
         </w:rPr>
@@ -566,11 +616,13 @@
         </w:numPr>
         <w:spacing w:line="240" w:lineRule="auto"/>
         <w:rPr>
+          <w:rFonts w:asciiTheme="majorHAnsi" w:hAnsiTheme="majorHAnsi" w:cstheme="majorHAnsi"/>
           <w:color w:val="000000" w:themeColor="text1"/>
         </w:rPr>
       </w:pPr>
       <w:r>
         <w:rPr>
+          <w:rFonts w:asciiTheme="majorHAnsi" w:hAnsiTheme="majorHAnsi" w:cstheme="majorHAnsi"/>
           <w:color w:val="000000" w:themeColor="text1"/>
         </w:rPr>
         <w:lastRenderedPageBreak/>
@@ -586,11 +638,13 @@
         </w:numPr>
         <w:spacing w:line="240" w:lineRule="auto"/>
         <w:rPr>
+          <w:rFonts w:asciiTheme="majorHAnsi" w:hAnsiTheme="majorHAnsi" w:cstheme="majorHAnsi"/>
           <w:color w:val="000000" w:themeColor="text1"/>
         </w:rPr>
       </w:pPr>
       <w:r>
         <w:rPr>
+          <w:rFonts w:asciiTheme="majorHAnsi" w:hAnsiTheme="majorHAnsi" w:cstheme="majorHAnsi"/>
           <w:color w:val="000000" w:themeColor="text1"/>
         </w:rPr>
         <w:t>Provided feedback on applications of linear algebra, Fourier methods, and differential equations</w:t>
@@ -600,11 +654,13 @@
       <w:pPr>
         <w:spacing w:line="240" w:lineRule="auto"/>
         <w:rPr>
+          <w:rFonts w:asciiTheme="majorHAnsi" w:hAnsiTheme="majorHAnsi" w:cstheme="majorHAnsi"/>
           <w:color w:val="000000" w:themeColor="text1"/>
         </w:rPr>
       </w:pPr>
       <w:r>
         <w:rPr>
+          <w:rFonts w:asciiTheme="majorHAnsi" w:hAnsiTheme="majorHAnsi" w:cstheme="majorHAnsi"/>
           <w:b/>
           <w:color w:val="000000" w:themeColor="text1"/>
         </w:rPr>
@@ -620,11 +676,13 @@
         </w:numPr>
         <w:spacing w:line="240" w:lineRule="auto"/>
         <w:rPr>
+          <w:rFonts w:asciiTheme="majorHAnsi" w:hAnsiTheme="majorHAnsi" w:cstheme="majorHAnsi"/>
           <w:color w:val="000000" w:themeColor="text1"/>
         </w:rPr>
       </w:pPr>
       <w:r>
         <w:rPr>
+          <w:rFonts w:asciiTheme="majorHAnsi" w:hAnsiTheme="majorHAnsi" w:cstheme="majorHAnsi"/>
           <w:color w:val="000000" w:themeColor="text1"/>
         </w:rPr>
         <w:t>Standardized and analyzed geospatial datasets using ArcGIS and Python</w:t>
@@ -639,11 +697,13 @@
         </w:numPr>
         <w:spacing w:line="240" w:lineRule="auto"/>
         <w:rPr>
+          <w:rFonts w:asciiTheme="majorHAnsi" w:hAnsiTheme="majorHAnsi" w:cstheme="majorHAnsi"/>
           <w:color w:val="000000" w:themeColor="text1"/>
         </w:rPr>
       </w:pPr>
       <w:r>
         <w:rPr>
+          <w:rFonts w:asciiTheme="majorHAnsi" w:hAnsiTheme="majorHAnsi" w:cstheme="majorHAnsi"/>
           <w:color w:val="000000" w:themeColor="text1"/>
         </w:rPr>
         <w:t>Delineated watersheds and organized shapefiles for environmental modeling projects</w:t>
@@ -653,11 +713,13 @@
       <w:pPr>
         <w:spacing w:line="240" w:lineRule="auto"/>
         <w:rPr>
+          <w:rFonts w:asciiTheme="majorHAnsi" w:hAnsiTheme="majorHAnsi" w:cstheme="majorHAnsi"/>
           <w:color w:val="000000" w:themeColor="text1"/>
         </w:rPr>
       </w:pPr>
       <w:r>
         <w:rPr>
+          <w:rFonts w:asciiTheme="majorHAnsi" w:hAnsiTheme="majorHAnsi" w:cstheme="majorHAnsi"/>
           <w:b/>
           <w:color w:val="000000" w:themeColor="text1"/>
         </w:rPr>
@@ -673,11 +735,13 @@
         </w:numPr>
         <w:spacing w:line="240" w:lineRule="auto"/>
         <w:rPr>
+          <w:rFonts w:asciiTheme="majorHAnsi" w:hAnsiTheme="majorHAnsi" w:cstheme="majorHAnsi"/>
           <w:color w:val="000000" w:themeColor="text1"/>
         </w:rPr>
       </w:pPr>
       <w:r>
         <w:rPr>
+          <w:rFonts w:asciiTheme="majorHAnsi" w:hAnsiTheme="majorHAnsi" w:cstheme="majorHAnsi"/>
           <w:color w:val="000000" w:themeColor="text1"/>
         </w:rPr>
         <w:t>Organized 13-week STEM programs reaching 200+ students in Philadelphia area</w:t>
@@ -692,11 +756,13 @@
         </w:numPr>
         <w:spacing w:line="240" w:lineRule="auto"/>
         <w:rPr>
+          <w:rFonts w:asciiTheme="majorHAnsi" w:hAnsiTheme="majorHAnsi" w:cstheme="majorHAnsi"/>
           <w:color w:val="000000" w:themeColor="text1"/>
         </w:rPr>
       </w:pPr>
       <w:r>
         <w:rPr>
+          <w:rFonts w:asciiTheme="majorHAnsi" w:hAnsiTheme="majorHAnsi" w:cstheme="majorHAnsi"/>
           <w:color w:val="000000" w:themeColor="text1"/>
         </w:rPr>
         <w:t>Recruited and mentored 32 interns, managed fundraising and event logistics</w:t>
@@ -706,11 +772,179 @@
       <w:pPr>
         <w:spacing w:line="240" w:lineRule="auto"/>
         <w:rPr>
+          <w:rFonts w:asciiTheme="majorHAnsi" w:hAnsiTheme="majorHAnsi" w:cstheme="majorHAnsi"/>
+          <w:b/>
+          <w:color w:val="000000" w:themeColor="text1"/>
+          <w:sz w:val="26"/>
+        </w:rPr>
+      </w:pPr>
+      <w:r>
+        <w:rPr>
+          <w:rFonts w:asciiTheme="majorHAnsi" w:hAnsiTheme="majorHAnsi" w:cstheme="majorHAnsi"/>
+          <w:b/>
+          <w:color w:val="000000" w:themeColor="text1"/>
+          <w:sz w:val="26"/>
+        </w:rPr>
+        <w:t>P</w:t>
+      </w:r>
+      <w:r>
+        <w:rPr>
+          <w:rFonts w:asciiTheme="majorHAnsi" w:hAnsiTheme="majorHAnsi" w:cstheme="majorHAnsi"/>
+          <w:b/>
+          <w:color w:val="000000" w:themeColor="text1"/>
+          <w:sz w:val="26"/>
+        </w:rPr>
+        <w:t>apers</w:t>
+      </w:r>
+    </w:p>
+    <w:p>
+      <w:pPr>
+        <w:spacing w:line="240" w:lineRule="auto"/>
+        <w:rPr>
+          <w:rFonts w:asciiTheme="majorHAnsi" w:hAnsiTheme="majorHAnsi" w:cstheme="majorHAnsi"/>
+          <w:b/>
           <w:color w:val="000000" w:themeColor="text1"/>
         </w:rPr>
       </w:pPr>
+      <w:hyperlink r:id="rId7" w:history="1">
+        <w:r>
+          <w:rPr>
+            <w:rStyle w:val="Hyperlink"/>
+            <w:rFonts w:asciiTheme="majorHAnsi" w:hAnsiTheme="majorHAnsi" w:cstheme="majorHAnsi"/>
+            <w:b/>
+          </w:rPr>
+          <w:t>Pixelated transformations: Tracing changing irrigation management through deep-learning-based object detection on HEXAGON and SkySat satellite images</w:t>
+        </w:r>
+      </w:hyperlink>
       <w:r>
         <w:rPr>
+          <w:rFonts w:asciiTheme="majorHAnsi" w:hAnsiTheme="majorHAnsi" w:cstheme="majorHAnsi"/>
+          <w:b/>
+          <w:color w:val="000000" w:themeColor="text1"/>
+        </w:rPr>
+        <w:t xml:space="preserve"> | 202</w:t>
+      </w:r>
+      <w:r>
+        <w:rPr>
+          <w:rFonts w:asciiTheme="majorHAnsi" w:hAnsiTheme="majorHAnsi" w:cstheme="majorHAnsi"/>
+          <w:b/>
+          <w:color w:val="000000" w:themeColor="text1"/>
+        </w:rPr>
+        <w:t>6</w:t>
+      </w:r>
+    </w:p>
+    <w:p>
+      <w:pPr>
+        <w:pStyle w:val="ListParagraph"/>
+        <w:numPr>
+          <w:ilvl w:val="0"/>
+          <w:numId w:val="19"/>
+        </w:numPr>
+        <w:shd w:val="clear" w:color="auto" w:fill="FFFFFF"/>
+        <w:spacing w:after="0" w:line="270" w:lineRule="atLeast"/>
+        <w:rPr>
+          <w:rFonts w:asciiTheme="majorHAnsi" w:eastAsia="Times New Roman" w:hAnsiTheme="majorHAnsi" w:cstheme="majorHAnsi"/>
+          <w:color w:val="000000" w:themeColor="text1"/>
+        </w:rPr>
+      </w:pPr>
+      <w:r>
+        <w:rPr>
+          <w:rFonts w:asciiTheme="majorHAnsi" w:eastAsia="Times New Roman" w:hAnsiTheme="majorHAnsi" w:cstheme="majorHAnsi"/>
+          <w:color w:val="000000" w:themeColor="text1"/>
+        </w:rPr>
+        <w:t>A YOLO-based deep-learning detector was used to track historical irrigation systems (kariz) in Turpan, Xinjiang. Analysis of satellite imagery from 1974–2019 identified over 160,000 features across 500 km², revealing patterns of maintenance, fragmentation, and community collaboration. The study demonstrates how AI can enhance archaeological insights into the management and transformation of technology over time.</w:t>
+      </w:r>
+    </w:p>
+    <w:p>
+      <w:pPr>
+        <w:pStyle w:val="ListParagraph"/>
+        <w:shd w:val="clear" w:color="auto" w:fill="FFFFFF"/>
+        <w:spacing w:after="0" w:line="270" w:lineRule="atLeast"/>
+        <w:rPr>
+          <w:rFonts w:asciiTheme="majorHAnsi" w:eastAsia="Times New Roman" w:hAnsiTheme="majorHAnsi" w:cstheme="majorHAnsi"/>
+          <w:color w:val="000000" w:themeColor="text1"/>
+        </w:rPr>
+      </w:pPr>
+    </w:p>
+    <w:p>
+      <w:pPr>
+        <w:spacing w:line="240" w:lineRule="auto"/>
+        <w:rPr>
+          <w:rFonts w:asciiTheme="majorHAnsi" w:hAnsiTheme="majorHAnsi" w:cstheme="majorHAnsi"/>
+          <w:b/>
+          <w:bCs/>
+          <w:color w:val="000000" w:themeColor="text1"/>
+        </w:rPr>
+      </w:pPr>
+      <w:hyperlink r:id="rId8" w:history="1">
+        <w:r>
+          <w:rPr>
+            <w:rStyle w:val="Hyperlink"/>
+            <w:rFonts w:asciiTheme="majorHAnsi" w:hAnsiTheme="majorHAnsi" w:cstheme="majorHAnsi"/>
+            <w:b/>
+            <w:bCs/>
+          </w:rPr>
+          <w:t>The Hanging Chain: Exploring the Mathematics of Transverse Oscillations</w:t>
+        </w:r>
+      </w:hyperlink>
+      <w:r>
+        <w:rPr>
+          <w:rFonts w:asciiTheme="majorHAnsi" w:hAnsiTheme="majorHAnsi" w:cstheme="majorHAnsi"/>
+          <w:b/>
+          <w:bCs/>
+          <w:color w:val="000000" w:themeColor="text1"/>
+        </w:rPr>
+        <w:t xml:space="preserve"> | 2025</w:t>
+      </w:r>
+    </w:p>
+    <w:p>
+      <w:pPr>
+        <w:pStyle w:val="ListParagraph"/>
+        <w:numPr>
+          <w:ilvl w:val="0"/>
+          <w:numId w:val="19"/>
+        </w:numPr>
+        <w:shd w:val="clear" w:color="auto" w:fill="FFFFFF"/>
+        <w:spacing w:after="0" w:line="270" w:lineRule="atLeast"/>
+        <w:rPr>
+          <w:rFonts w:asciiTheme="majorHAnsi" w:eastAsia="Times New Roman" w:hAnsiTheme="majorHAnsi" w:cstheme="majorHAnsi"/>
+          <w:color w:val="000000" w:themeColor="text1"/>
+        </w:rPr>
+      </w:pPr>
+      <w:r>
+        <w:rPr>
+          <w:rFonts w:asciiTheme="majorHAnsi" w:eastAsia="Times New Roman" w:hAnsiTheme="majorHAnsi" w:cstheme="majorHAnsi"/>
+          <w:color w:val="000000" w:themeColor="text1"/>
+        </w:rPr>
+        <w:t>Investigated the mathematical formulation of the hanging chain problem, exploring the Partial Differential Equations governing its motion.</w:t>
+      </w:r>
+    </w:p>
+    <w:p>
+      <w:pPr>
+        <w:pStyle w:val="ListParagraph"/>
+        <w:shd w:val="clear" w:color="auto" w:fill="FFFFFF"/>
+        <w:spacing w:after="0" w:line="270" w:lineRule="atLeast"/>
+        <w:rPr>
+          <w:rFonts w:asciiTheme="majorHAnsi" w:eastAsia="Times New Roman" w:hAnsiTheme="majorHAnsi" w:cstheme="majorHAnsi"/>
+          <w:color w:val="3B3B3B"/>
+          <w:sz w:val="18"/>
+          <w:szCs w:val="18"/>
+        </w:rPr>
+      </w:pPr>
+    </w:p>
+    <w:p>
+      <w:pPr>
+        <w:spacing w:line="240" w:lineRule="auto"/>
+        <w:rPr>
+          <w:rFonts w:asciiTheme="majorHAnsi" w:hAnsiTheme="majorHAnsi" w:cstheme="majorHAnsi"/>
+          <w:b/>
+          <w:color w:val="000000" w:themeColor="text1"/>
+          <w:sz w:val="26"/>
+        </w:rPr>
+      </w:pPr>
+      <w:r>
+        <w:rPr>
+          <w:rFonts w:asciiTheme="majorHAnsi" w:hAnsiTheme="majorHAnsi" w:cstheme="majorHAnsi"/>
           <w:b/>
           <w:color w:val="000000" w:themeColor="text1"/>
           <w:sz w:val="26"/>
@@ -722,11 +956,83 @@
       <w:pPr>
         <w:spacing w:line="240" w:lineRule="auto"/>
         <w:rPr>
+          <w:rFonts w:asciiTheme="majorHAnsi" w:hAnsiTheme="majorHAnsi" w:cstheme="majorHAnsi"/>
           <w:color w:val="000000" w:themeColor="text1"/>
         </w:rPr>
       </w:pPr>
+      <w:hyperlink r:id="rId9" w:history="1">
+        <w:r>
+          <w:rPr>
+            <w:rStyle w:val="Hyperlink"/>
+            <w:rFonts w:asciiTheme="majorHAnsi" w:hAnsiTheme="majorHAnsi" w:cstheme="majorHAnsi"/>
+            <w:b/>
+          </w:rPr>
+          <w:t>Boeing C-17 Report Out</w:t>
+        </w:r>
+      </w:hyperlink>
       <w:r>
         <w:rPr>
+          <w:rFonts w:asciiTheme="majorHAnsi" w:hAnsiTheme="majorHAnsi" w:cstheme="majorHAnsi"/>
+          <w:b/>
+          <w:color w:val="000000" w:themeColor="text1"/>
+        </w:rPr>
+        <w:t xml:space="preserve"> | 2025</w:t>
+      </w:r>
+    </w:p>
+    <w:p>
+      <w:pPr>
+        <w:pStyle w:val="ListParagraph"/>
+        <w:numPr>
+          <w:ilvl w:val="0"/>
+          <w:numId w:val="19"/>
+        </w:numPr>
+        <w:shd w:val="clear" w:color="auto" w:fill="FFFFFF"/>
+        <w:spacing w:after="0" w:line="270" w:lineRule="atLeast"/>
+        <w:rPr>
+          <w:rFonts w:asciiTheme="majorHAnsi" w:eastAsia="Times New Roman" w:hAnsiTheme="majorHAnsi" w:cstheme="majorHAnsi"/>
+          <w:color w:val="000000" w:themeColor="text1"/>
+        </w:rPr>
+      </w:pPr>
+      <w:r>
+        <w:rPr>
+          <w:rFonts w:asciiTheme="majorHAnsi" w:eastAsia="Times New Roman" w:hAnsiTheme="majorHAnsi" w:cstheme="majorHAnsi"/>
+          <w:color w:val="000000" w:themeColor="text1"/>
+        </w:rPr>
+        <w:t>This presentation summarizes my contributions as a Software Engineering Intern at The Boeing Company (Summer 2025).</w:t>
+      </w:r>
+    </w:p>
+    <w:p>
+      <w:pPr>
+        <w:shd w:val="clear" w:color="auto" w:fill="FFFFFF"/>
+        <w:spacing w:after="0" w:line="270" w:lineRule="atLeast"/>
+        <w:rPr>
+          <w:rFonts w:asciiTheme="majorHAnsi" w:eastAsia="Times New Roman" w:hAnsiTheme="majorHAnsi" w:cstheme="majorHAnsi"/>
+          <w:color w:val="3B3B3B"/>
+          <w:sz w:val="18"/>
+          <w:szCs w:val="18"/>
+        </w:rPr>
+      </w:pPr>
+      <w:r>
+        <w:rPr>
+          <w:rFonts w:asciiTheme="majorHAnsi" w:eastAsia="Times New Roman" w:hAnsiTheme="majorHAnsi" w:cstheme="majorHAnsi"/>
+          <w:color w:val="3B3B3B"/>
+          <w:sz w:val="18"/>
+          <w:szCs w:val="18"/>
+        </w:rPr>
+        <w:t xml:space="preserve">          </w:t>
+      </w:r>
+    </w:p>
+    <w:p>
+      <w:pPr>
+        <w:spacing w:line="240" w:lineRule="auto"/>
+        <w:rPr>
+          <w:rFonts w:asciiTheme="majorHAnsi" w:hAnsiTheme="majorHAnsi" w:cstheme="majorHAnsi"/>
+          <w:color w:val="000000" w:themeColor="text1"/>
+        </w:rPr>
+      </w:pPr>
+      <w:r>
+        <w:rPr>
+          <w:rFonts w:asciiTheme="majorHAnsi" w:hAnsiTheme="majorHAnsi" w:cstheme="majorHAnsi"/>
           <w:b/>
           <w:color w:val="000000" w:themeColor="text1"/>
         </w:rPr>
@@ -742,35 +1048,41 @@
         </w:numPr>
         <w:spacing w:line="240" w:lineRule="auto"/>
         <w:rPr>
+          <w:rFonts w:asciiTheme="majorHAnsi" w:hAnsiTheme="majorHAnsi" w:cstheme="majorHAnsi"/>
           <w:color w:val="000000" w:themeColor="text1"/>
         </w:rPr>
       </w:pPr>
       <w:r>
         <w:rPr>
+          <w:rFonts w:asciiTheme="majorHAnsi" w:hAnsiTheme="majorHAnsi" w:cstheme="majorHAnsi"/>
           <w:color w:val="000000" w:themeColor="text1"/>
         </w:rPr>
         <w:t>Implemented supplemental page tables, frame allocation</w:t>
       </w:r>
       <w:r>
         <w:rPr>
+          <w:rFonts w:asciiTheme="majorHAnsi" w:hAnsiTheme="majorHAnsi" w:cstheme="majorHAnsi"/>
           <w:color w:val="000000" w:themeColor="text1"/>
         </w:rPr>
         <w:t>, threads, priority scheduling,</w:t>
       </w:r>
       <w:r>
         <w:rPr>
+          <w:rFonts w:asciiTheme="majorHAnsi" w:hAnsiTheme="majorHAnsi" w:cstheme="majorHAnsi"/>
           <w:color w:val="000000" w:themeColor="text1"/>
         </w:rPr>
         <w:t xml:space="preserve"> </w:t>
       </w:r>
       <w:r>
         <w:rPr>
+          <w:rFonts w:asciiTheme="majorHAnsi" w:hAnsiTheme="majorHAnsi" w:cstheme="majorHAnsi"/>
           <w:color w:val="000000" w:themeColor="text1"/>
         </w:rPr>
         <w:t xml:space="preserve">and virtual memory </w:t>
       </w:r>
       <w:r>
         <w:rPr>
+          <w:rFonts w:asciiTheme="majorHAnsi" w:hAnsiTheme="majorHAnsi" w:cstheme="majorHAnsi"/>
           <w:color w:val="000000" w:themeColor="text1"/>
         </w:rPr>
         <w:t>in C</w:t>
@@ -780,11 +1092,13 @@
       <w:pPr>
         <w:spacing w:line="240" w:lineRule="auto"/>
         <w:rPr>
+          <w:rFonts w:asciiTheme="majorHAnsi" w:hAnsiTheme="majorHAnsi" w:cstheme="majorHAnsi"/>
           <w:color w:val="000000" w:themeColor="text1"/>
         </w:rPr>
       </w:pPr>
       <w:r>
         <w:rPr>
+          <w:rFonts w:asciiTheme="majorHAnsi" w:hAnsiTheme="majorHAnsi" w:cstheme="majorHAnsi"/>
           <w:b/>
           <w:color w:val="000000" w:themeColor="text1"/>
           <w:sz w:val="26"/>
@@ -796,11 +1110,13 @@
       <w:pPr>
         <w:spacing w:line="240" w:lineRule="auto"/>
         <w:rPr>
+          <w:rFonts w:asciiTheme="majorHAnsi" w:hAnsiTheme="majorHAnsi" w:cstheme="majorHAnsi"/>
           <w:color w:val="000000" w:themeColor="text1"/>
         </w:rPr>
       </w:pPr>
       <w:r>
         <w:rPr>
+          <w:rFonts w:asciiTheme="majorHAnsi" w:hAnsiTheme="majorHAnsi" w:cstheme="majorHAnsi"/>
           <w:color w:val="000000" w:themeColor="text1"/>
         </w:rPr>
         <w:t>Operating Systems Principles, Algorithms, Programming Abstractions, Computer Organization &amp; Systems, Probability for CS, Linear Algebra, Multivariable Calculus, Integral Calculus, Differential Equations, Fourier Methods</w:t>
@@ -810,11 +1126,13 @@
       <w:pPr>
         <w:spacing w:line="240" w:lineRule="auto"/>
         <w:rPr>
+          <w:rFonts w:asciiTheme="majorHAnsi" w:hAnsiTheme="majorHAnsi" w:cstheme="majorHAnsi"/>
           <w:color w:val="000000" w:themeColor="text1"/>
         </w:rPr>
       </w:pPr>
       <w:r>
         <w:rPr>
+          <w:rFonts w:asciiTheme="majorHAnsi" w:hAnsiTheme="majorHAnsi" w:cstheme="majorHAnsi"/>
           <w:b/>
           <w:color w:val="000000" w:themeColor="text1"/>
           <w:sz w:val="26"/>
@@ -826,11 +1144,13 @@
       <w:pPr>
         <w:spacing w:line="240" w:lineRule="auto"/>
         <w:rPr>
+          <w:rFonts w:asciiTheme="majorHAnsi" w:hAnsiTheme="majorHAnsi" w:cstheme="majorHAnsi"/>
           <w:color w:val="000000" w:themeColor="text1"/>
         </w:rPr>
       </w:pPr>
       <w:r>
         <w:rPr>
+          <w:rFonts w:asciiTheme="majorHAnsi" w:hAnsiTheme="majorHAnsi" w:cstheme="majorHAnsi"/>
           <w:color w:val="000000" w:themeColor="text1"/>
         </w:rPr>
         <w:t>Boston Marathon Qualifier &amp; Finisher (2024) | Running, Hiking, Swimming</w:t>
@@ -1133,6 +1453,119 @@
     </w:lvl>
   </w:abstractNum>
   <w:abstractNum w:abstractNumId="10" w15:restartNumberingAfterBreak="0">
+    <w:nsid w:val="101B1718"/>
+    <w:multiLevelType w:val="hybridMultilevel"/>
+    <w:tmpl w:val="A0E6194A"/>
+    <w:lvl w:ilvl="0" w:tplc="04090001">
+      <w:start w:val="1"/>
+      <w:numFmt w:val="bullet"/>
+      <w:lvlText w:val=""/>
+      <w:lvlJc w:val="left"/>
+      <w:pPr>
+        <w:ind w:left="720" w:hanging="360"/>
+      </w:pPr>
+      <w:rPr>
+        <w:rFonts w:ascii="Symbol" w:hAnsi="Symbol" w:hint="default"/>
+      </w:rPr>
+    </w:lvl>
+    <w:lvl w:ilvl="1" w:tplc="04090003" w:tentative="1">
+      <w:start w:val="1"/>
+      <w:numFmt w:val="bullet"/>
+      <w:lvlText w:val="o"/>
+      <w:lvlJc w:val="left"/>
+      <w:pPr>
+        <w:ind w:left="1440" w:hanging="360"/>
+      </w:pPr>
+      <w:rPr>
+        <w:rFonts w:ascii="Courier New" w:hAnsi="Courier New" w:cs="Courier New" w:hint="default"/>
+      </w:rPr>
+    </w:lvl>
+    <w:lvl w:ilvl="2" w:tplc="04090005" w:tentative="1">
+      <w:start w:val="1"/>
+      <w:numFmt w:val="bullet"/>
+      <w:lvlText w:val=""/>
+      <w:lvlJc w:val="left"/>
+      <w:pPr>
+        <w:ind w:left="2160" w:hanging="360"/>
+      </w:pPr>
+      <w:rPr>
+        <w:rFonts w:ascii="Wingdings" w:hAnsi="Wingdings" w:hint="default"/>
+      </w:rPr>
+    </w:lvl>
+    <w:lvl w:ilvl="3" w:tplc="04090001" w:tentative="1">
+      <w:start w:val="1"/>
+      <w:numFmt w:val="bullet"/>
+      <w:lvlText w:val=""/>
+      <w:lvlJc w:val="left"/>
+      <w:pPr>
+        <w:ind w:left="2880" w:hanging="360"/>
+      </w:pPr>
+      <w:rPr>
+        <w:rFonts w:ascii="Symbol" w:hAnsi="Symbol" w:hint="default"/>
+      </w:rPr>
+    </w:lvl>
+    <w:lvl w:ilvl="4" w:tplc="04090003" w:tentative="1">
+      <w:start w:val="1"/>
+      <w:numFmt w:val="bullet"/>
+      <w:lvlText w:val="o"/>
+      <w:lvlJc w:val="left"/>
+      <w:pPr>
+        <w:ind w:left="3600" w:hanging="360"/>
+      </w:pPr>
+      <w:rPr>
+        <w:rFonts w:ascii="Courier New" w:hAnsi="Courier New" w:cs="Courier New" w:hint="default"/>
+      </w:rPr>
+    </w:lvl>
+    <w:lvl w:ilvl="5" w:tplc="04090005" w:tentative="1">
+      <w:start w:val="1"/>
+      <w:numFmt w:val="bullet"/>
+      <w:lvlText w:val=""/>
+      <w:lvlJc w:val="left"/>
+      <w:pPr>
+        <w:ind w:left="4320" w:hanging="360"/>
+      </w:pPr>
+      <w:rPr>
+        <w:rFonts w:ascii="Wingdings" w:hAnsi="Wingdings" w:hint="default"/>
+      </w:rPr>
+    </w:lvl>
+    <w:lvl w:ilvl="6" w:tplc="04090001" w:tentative="1">
+      <w:start w:val="1"/>
+      <w:numFmt w:val="bullet"/>
+      <w:lvlText w:val=""/>
+      <w:lvlJc w:val="left"/>
+      <w:pPr>
+        <w:ind w:left="5040" w:hanging="360"/>
+      </w:pPr>
+      <w:rPr>
+        <w:rFonts w:ascii="Symbol" w:hAnsi="Symbol" w:hint="default"/>
+      </w:rPr>
+    </w:lvl>
+    <w:lvl w:ilvl="7" w:tplc="04090003" w:tentative="1">
+      <w:start w:val="1"/>
+      <w:numFmt w:val="bullet"/>
+      <w:lvlText w:val="o"/>
+      <w:lvlJc w:val="left"/>
+      <w:pPr>
+        <w:ind w:left="5760" w:hanging="360"/>
+      </w:pPr>
+      <w:rPr>
+        <w:rFonts w:ascii="Courier New" w:hAnsi="Courier New" w:cs="Courier New" w:hint="default"/>
+      </w:rPr>
+    </w:lvl>
+    <w:lvl w:ilvl="8" w:tplc="04090005" w:tentative="1">
+      <w:start w:val="1"/>
+      <w:numFmt w:val="bullet"/>
+      <w:lvlText w:val=""/>
+      <w:lvlJc w:val="left"/>
+      <w:pPr>
+        <w:ind w:left="6480" w:hanging="360"/>
+      </w:pPr>
+      <w:rPr>
+        <w:rFonts w:ascii="Wingdings" w:hAnsi="Wingdings" w:hint="default"/>
+      </w:rPr>
+    </w:lvl>
+  </w:abstractNum>
+  <w:abstractNum w:abstractNumId="11" w15:restartNumberingAfterBreak="0">
     <w:nsid w:val="14E41C86"/>
     <w:multiLevelType w:val="hybridMultilevel"/>
     <w:tmpl w:val="0090CDB0"/>
@@ -1245,7 +1678,7 @@
       </w:rPr>
     </w:lvl>
   </w:abstractNum>
-  <w:abstractNum w:abstractNumId="11" w15:restartNumberingAfterBreak="0">
+  <w:abstractNum w:abstractNumId="12" w15:restartNumberingAfterBreak="0">
     <w:nsid w:val="17D17353"/>
     <w:multiLevelType w:val="hybridMultilevel"/>
     <w:tmpl w:val="02F6E986"/>
@@ -1358,7 +1791,7 @@
       </w:rPr>
     </w:lvl>
   </w:abstractNum>
-  <w:abstractNum w:abstractNumId="12" w15:restartNumberingAfterBreak="0">
+  <w:abstractNum w:abstractNumId="13" w15:restartNumberingAfterBreak="0">
     <w:nsid w:val="1DDE7603"/>
     <w:multiLevelType w:val="hybridMultilevel"/>
     <w:tmpl w:val="58121DB6"/>
@@ -1471,7 +1904,7 @@
       </w:rPr>
     </w:lvl>
   </w:abstractNum>
-  <w:abstractNum w:abstractNumId="13" w15:restartNumberingAfterBreak="0">
+  <w:abstractNum w:abstractNumId="14" w15:restartNumberingAfterBreak="0">
     <w:nsid w:val="20965F87"/>
     <w:multiLevelType w:val="hybridMultilevel"/>
     <w:tmpl w:val="222E98EE"/>
@@ -1584,7 +2017,120 @@
       </w:rPr>
     </w:lvl>
   </w:abstractNum>
-  <w:abstractNum w:abstractNumId="14" w15:restartNumberingAfterBreak="0">
+  <w:abstractNum w:abstractNumId="15" w15:restartNumberingAfterBreak="0">
+    <w:nsid w:val="2CD63F6C"/>
+    <w:multiLevelType w:val="hybridMultilevel"/>
+    <w:tmpl w:val="B726B678"/>
+    <w:lvl w:ilvl="0" w:tplc="04090001">
+      <w:start w:val="1"/>
+      <w:numFmt w:val="bullet"/>
+      <w:lvlText w:val=""/>
+      <w:lvlJc w:val="left"/>
+      <w:pPr>
+        <w:ind w:left="720" w:hanging="360"/>
+      </w:pPr>
+      <w:rPr>
+        <w:rFonts w:ascii="Symbol" w:hAnsi="Symbol" w:hint="default"/>
+      </w:rPr>
+    </w:lvl>
+    <w:lvl w:ilvl="1" w:tplc="04090003" w:tentative="1">
+      <w:start w:val="1"/>
+      <w:numFmt w:val="bullet"/>
+      <w:lvlText w:val="o"/>
+      <w:lvlJc w:val="left"/>
+      <w:pPr>
+        <w:ind w:left="1440" w:hanging="360"/>
+      </w:pPr>
+      <w:rPr>
+        <w:rFonts w:ascii="Courier New" w:hAnsi="Courier New" w:cs="Courier New" w:hint="default"/>
+      </w:rPr>
+    </w:lvl>
+    <w:lvl w:ilvl="2" w:tplc="04090005" w:tentative="1">
+      <w:start w:val="1"/>
+      <w:numFmt w:val="bullet"/>
+      <w:lvlText w:val=""/>
+      <w:lvlJc w:val="left"/>
+      <w:pPr>
+        <w:ind w:left="2160" w:hanging="360"/>
+      </w:pPr>
+      <w:rPr>
+        <w:rFonts w:ascii="Wingdings" w:hAnsi="Wingdings" w:hint="default"/>
+      </w:rPr>
+    </w:lvl>
+    <w:lvl w:ilvl="3" w:tplc="04090001" w:tentative="1">
+      <w:start w:val="1"/>
+      <w:numFmt w:val="bullet"/>
+      <w:lvlText w:val=""/>
+      <w:lvlJc w:val="left"/>
+      <w:pPr>
+        <w:ind w:left="2880" w:hanging="360"/>
+      </w:pPr>
+      <w:rPr>
+        <w:rFonts w:ascii="Symbol" w:hAnsi="Symbol" w:hint="default"/>
+      </w:rPr>
+    </w:lvl>
+    <w:lvl w:ilvl="4" w:tplc="04090003" w:tentative="1">
+      <w:start w:val="1"/>
+      <w:numFmt w:val="bullet"/>
+      <w:lvlText w:val="o"/>
+      <w:lvlJc w:val="left"/>
+      <w:pPr>
+        <w:ind w:left="3600" w:hanging="360"/>
+      </w:pPr>
+      <w:rPr>
+        <w:rFonts w:ascii="Courier New" w:hAnsi="Courier New" w:cs="Courier New" w:hint="default"/>
+      </w:rPr>
+    </w:lvl>
+    <w:lvl w:ilvl="5" w:tplc="04090005" w:tentative="1">
+      <w:start w:val="1"/>
+      <w:numFmt w:val="bullet"/>
+      <w:lvlText w:val=""/>
+      <w:lvlJc w:val="left"/>
+      <w:pPr>
+        <w:ind w:left="4320" w:hanging="360"/>
+      </w:pPr>
+      <w:rPr>
+        <w:rFonts w:ascii="Wingdings" w:hAnsi="Wingdings" w:hint="default"/>
+      </w:rPr>
+    </w:lvl>
+    <w:lvl w:ilvl="6" w:tplc="04090001" w:tentative="1">
+      <w:start w:val="1"/>
+      <w:numFmt w:val="bullet"/>
+      <w:lvlText w:val=""/>
+      <w:lvlJc w:val="left"/>
+      <w:pPr>
+        <w:ind w:left="5040" w:hanging="360"/>
+      </w:pPr>
+      <w:rPr>
+        <w:rFonts w:ascii="Symbol" w:hAnsi="Symbol" w:hint="default"/>
+      </w:rPr>
+    </w:lvl>
+    <w:lvl w:ilvl="7" w:tplc="04090003" w:tentative="1">
+      <w:start w:val="1"/>
+      <w:numFmt w:val="bullet"/>
+      <w:lvlText w:val="o"/>
+      <w:lvlJc w:val="left"/>
+      <w:pPr>
+        <w:ind w:left="5760" w:hanging="360"/>
+      </w:pPr>
+      <w:rPr>
+        <w:rFonts w:ascii="Courier New" w:hAnsi="Courier New" w:cs="Courier New" w:hint="default"/>
+      </w:rPr>
+    </w:lvl>
+    <w:lvl w:ilvl="8" w:tplc="04090005" w:tentative="1">
+      <w:start w:val="1"/>
+      <w:numFmt w:val="bullet"/>
+      <w:lvlText w:val=""/>
+      <w:lvlJc w:val="left"/>
+      <w:pPr>
+        <w:ind w:left="6480" w:hanging="360"/>
+      </w:pPr>
+      <w:rPr>
+        <w:rFonts w:ascii="Wingdings" w:hAnsi="Wingdings" w:hint="default"/>
+      </w:rPr>
+    </w:lvl>
+  </w:abstractNum>
+  <w:abstractNum w:abstractNumId="16" w15:restartNumberingAfterBreak="0">
     <w:nsid w:val="383A5475"/>
     <w:multiLevelType w:val="multilevel"/>
     <w:tmpl w:val="A254E20C"/>
@@ -1733,7 +2279,7 @@
       </w:rPr>
     </w:lvl>
   </w:abstractNum>
-  <w:abstractNum w:abstractNumId="15" w15:restartNumberingAfterBreak="0">
+  <w:abstractNum w:abstractNumId="17" w15:restartNumberingAfterBreak="0">
     <w:nsid w:val="6C98633A"/>
     <w:multiLevelType w:val="hybridMultilevel"/>
     <w:tmpl w:val="DCC644A0"/>
@@ -1846,7 +2392,7 @@
       </w:rPr>
     </w:lvl>
   </w:abstractNum>
-  <w:abstractNum w:abstractNumId="16" w15:restartNumberingAfterBreak="0">
+  <w:abstractNum w:abstractNumId="18" w15:restartNumberingAfterBreak="0">
     <w:nsid w:val="75F75563"/>
     <w:multiLevelType w:val="hybridMultilevel"/>
     <w:tmpl w:val="181C49EC"/>
@@ -1990,25 +2536,31 @@
     <w:abstractNumId w:val="9"/>
   </w:num>
   <w:num w:numId="11" w16cid:durableId="2046980711">
+    <w:abstractNumId w:val="13"/>
+  </w:num>
+  <w:num w:numId="12" w16cid:durableId="375282040">
     <w:abstractNumId w:val="12"/>
   </w:num>
-  <w:num w:numId="12" w16cid:durableId="375282040">
+  <w:num w:numId="13" w16cid:durableId="1080062149">
     <w:abstractNumId w:val="11"/>
   </w:num>
-  <w:num w:numId="13" w16cid:durableId="1080062149">
-    <w:abstractNumId w:val="10"/>
+  <w:num w:numId="14" w16cid:durableId="657151171">
+    <w:abstractNumId w:val="18"/>
   </w:num>
-  <w:num w:numId="14" w16cid:durableId="657151171">
+  <w:num w:numId="15" w16cid:durableId="515002954">
+    <w:abstractNumId w:val="14"/>
+  </w:num>
+  <w:num w:numId="16" w16cid:durableId="841554414">
+    <w:abstractNumId w:val="17"/>
+  </w:num>
+  <w:num w:numId="17" w16cid:durableId="945817746">
     <w:abstractNumId w:val="16"/>
   </w:num>
-  <w:num w:numId="15" w16cid:durableId="515002954">
-    <w:abstractNumId w:val="13"/>
-  </w:num>
-  <w:num w:numId="16" w16cid:durableId="841554414">
+  <w:num w:numId="18" w16cid:durableId="104156432">
     <w:abstractNumId w:val="15"/>
   </w:num>
-  <w:num w:numId="17" w16cid:durableId="945817746">
-    <w:abstractNumId w:val="14"/>
+  <w:num w:numId="19" w16cid:durableId="1216964962">
+    <w:abstractNumId w:val="10"/>
   </w:num>
 </w:numbering>
 </file>

--- a/Cayleigh_Haag_CS_Resume.docx
+++ b/Cayleigh_Haag_CS_Resume.docx
@@ -59,9 +59,63 @@
           <w:color w:val="000000" w:themeColor="text1"/>
           <w:sz w:val="20"/>
         </w:rPr>
-        <w:t xml:space="preserve">Stanford University | cayleigh@stanford.edu | (908) 328-9371 | </w:t>
+        <w:t>Stanford University | cayleigh@stanford.edu | (908) 328-9371 |</w:t>
       </w:r>
+    </w:p>
+    <w:p>
+      <w:pPr>
+        <w:spacing w:line="240" w:lineRule="auto"/>
+        <w:rPr>
+          <w:rFonts w:asciiTheme="majorHAnsi" w:hAnsiTheme="majorHAnsi" w:cstheme="majorHAnsi"/>
+          <w:color w:val="000000" w:themeColor="text1"/>
+          <w:sz w:val="20"/>
+        </w:rPr>
+      </w:pPr>
       <w:hyperlink r:id="rId6" w:history="1">
+        <w:r>
+          <w:rPr>
+            <w:rStyle w:val="Hyperlink"/>
+            <w:rFonts w:asciiTheme="majorHAnsi" w:hAnsiTheme="majorHAnsi" w:cstheme="majorHAnsi"/>
+            <w:sz w:val="20"/>
+          </w:rPr>
+          <w:t>Personal Website</w:t>
+        </w:r>
+      </w:hyperlink>
+      <w:r>
+        <w:rPr>
+          <w:rFonts w:asciiTheme="majorHAnsi" w:hAnsiTheme="majorHAnsi" w:cstheme="majorHAnsi"/>
+          <w:color w:val="000000" w:themeColor="text1"/>
+          <w:sz w:val="20"/>
+        </w:rPr>
+        <w:t xml:space="preserve">  | </w:t>
+      </w:r>
+      <w:hyperlink r:id="rId7" w:history="1">
+        <w:r>
+          <w:rPr>
+            <w:rStyle w:val="Hyperlink"/>
+            <w:rFonts w:asciiTheme="majorHAnsi" w:hAnsiTheme="majorHAnsi" w:cstheme="majorHAnsi"/>
+            <w:sz w:val="20"/>
+          </w:rPr>
+          <w:t>GitHub</w:t>
+        </w:r>
+      </w:hyperlink>
+      <w:r>
+        <w:rPr>
+          <w:rFonts w:asciiTheme="majorHAnsi" w:hAnsiTheme="majorHAnsi" w:cstheme="majorHAnsi"/>
+          <w:color w:val="000000" w:themeColor="text1"/>
+          <w:sz w:val="20"/>
+        </w:rPr>
+        <w:t xml:space="preserve"> |</w:t>
+      </w:r>
+      <w:r>
+        <w:rPr>
+          <w:rFonts w:asciiTheme="majorHAnsi" w:hAnsiTheme="majorHAnsi" w:cstheme="majorHAnsi"/>
+          <w:color w:val="000000" w:themeColor="text1"/>
+          <w:sz w:val="20"/>
+        </w:rPr>
+        <w:t xml:space="preserve"> </w:t>
+      </w:r>
+      <w:hyperlink r:id="rId8" w:history="1">
         <w:r>
           <w:rPr>
             <w:rStyle w:val="Hyperlink"/>
@@ -604,6 +658,7 @@
           <w:b/>
           <w:color w:val="000000" w:themeColor="text1"/>
         </w:rPr>
+        <w:lastRenderedPageBreak/>
         <w:t>Applied Matrix Theory (Stanford University) – Course Grader | 2025–</w:t>
       </w:r>
     </w:p>
@@ -625,7 +680,6 @@
           <w:rFonts w:asciiTheme="majorHAnsi" w:hAnsiTheme="majorHAnsi" w:cstheme="majorHAnsi"/>
           <w:color w:val="000000" w:themeColor="text1"/>
         </w:rPr>
-        <w:lastRenderedPageBreak/>
         <w:t>Assisted professor in evaluating coursework for 50+ students in advanced mathematics</w:t>
       </w:r>
     </w:p>
@@ -785,16 +839,7 @@
           <w:color w:val="000000" w:themeColor="text1"/>
           <w:sz w:val="26"/>
         </w:rPr>
-        <w:t>P</w:t>
-      </w:r>
-      <w:r>
-        <w:rPr>
-          <w:rFonts w:asciiTheme="majorHAnsi" w:hAnsiTheme="majorHAnsi" w:cstheme="majorHAnsi"/>
-          <w:b/>
-          <w:color w:val="000000" w:themeColor="text1"/>
-          <w:sz w:val="26"/>
-        </w:rPr>
-        <w:t>apers</w:t>
+        <w:t>Papers</w:t>
       </w:r>
     </w:p>
     <w:p>
@@ -806,7 +851,7 @@
           <w:color w:val="000000" w:themeColor="text1"/>
         </w:rPr>
       </w:pPr>
-      <w:hyperlink r:id="rId7" w:history="1">
+      <w:hyperlink r:id="rId9" w:history="1">
         <w:r>
           <w:rPr>
             <w:rStyle w:val="Hyperlink"/>
@@ -822,15 +867,7 @@
           <w:b/>
           <w:color w:val="000000" w:themeColor="text1"/>
         </w:rPr>
-        <w:t xml:space="preserve"> | 202</w:t>
-      </w:r>
-      <w:r>
-        <w:rPr>
-          <w:rFonts w:asciiTheme="majorHAnsi" w:hAnsiTheme="majorHAnsi" w:cstheme="majorHAnsi"/>
-          <w:b/>
-          <w:color w:val="000000" w:themeColor="text1"/>
-        </w:rPr>
-        <w:t>6</w:t>
+        <w:t xml:space="preserve"> | 2026</w:t>
       </w:r>
     </w:p>
     <w:p>
@@ -876,7 +913,7 @@
           <w:color w:val="000000" w:themeColor="text1"/>
         </w:rPr>
       </w:pPr>
-      <w:hyperlink r:id="rId8" w:history="1">
+      <w:hyperlink r:id="rId10" w:history="1">
         <w:r>
           <w:rPr>
             <w:rStyle w:val="Hyperlink"/>
@@ -960,7 +997,7 @@
           <w:color w:val="000000" w:themeColor="text1"/>
         </w:rPr>
       </w:pPr>
-      <w:hyperlink r:id="rId9" w:history="1">
+      <w:hyperlink r:id="rId11" w:history="1">
         <w:r>
           <w:rPr>
             <w:rStyle w:val="Hyperlink"/>
@@ -1153,6 +1190,7 @@
           <w:rFonts w:asciiTheme="majorHAnsi" w:hAnsiTheme="majorHAnsi" w:cstheme="majorHAnsi"/>
           <w:color w:val="000000" w:themeColor="text1"/>
         </w:rPr>
+        <w:lastRenderedPageBreak/>
         <w:t>Boston Marathon Qualifier &amp; Finisher (2024) | Running, Hiking, Swimming</w:t>
       </w:r>
     </w:p>

--- a/Cayleigh_Haag_CS_Resume.docx
+++ b/Cayleigh_Haag_CS_Resume.docx
@@ -61,16 +61,14 @@
         </w:rPr>
         <w:t>Stanford University | cayleigh@stanford.edu | (908) 328-9371 |</w:t>
       </w:r>
-    </w:p>
-    <w:p>
-      <w:pPr>
-        <w:spacing w:line="240" w:lineRule="auto"/>
+      <w:r>
         <w:rPr>
           <w:rFonts w:asciiTheme="majorHAnsi" w:hAnsiTheme="majorHAnsi" w:cstheme="majorHAnsi"/>
           <w:color w:val="000000" w:themeColor="text1"/>
           <w:sz w:val="20"/>
         </w:rPr>
-      </w:pPr>
+        <w:t xml:space="preserve"> </w:t>
+      </w:r>
       <w:hyperlink r:id="rId6" w:history="1">
         <w:r>
           <w:rPr>
@@ -658,7 +656,6 @@
           <w:b/>
           <w:color w:val="000000" w:themeColor="text1"/>
         </w:rPr>
-        <w:lastRenderedPageBreak/>
         <w:t>Applied Matrix Theory (Stanford University) – Course Grader | 2025–</w:t>
       </w:r>
     </w:p>
@@ -680,6 +677,7 @@
           <w:rFonts w:asciiTheme="majorHAnsi" w:hAnsiTheme="majorHAnsi" w:cstheme="majorHAnsi"/>
           <w:color w:val="000000" w:themeColor="text1"/>
         </w:rPr>
+        <w:lastRenderedPageBreak/>
         <w:t>Assisted professor in evaluating coursework for 50+ students in advanced mathematics</w:t>
       </w:r>
     </w:p>
@@ -963,9 +961,9 @@
         <w:spacing w:after="0" w:line="270" w:lineRule="atLeast"/>
         <w:rPr>
           <w:rFonts w:asciiTheme="majorHAnsi" w:eastAsia="Times New Roman" w:hAnsiTheme="majorHAnsi" w:cstheme="majorHAnsi"/>
-          <w:color w:val="3B3B3B"/>
-          <w:sz w:val="18"/>
-          <w:szCs w:val="18"/>
+          <w:color w:val="000000" w:themeColor="text1"/>
+          <w:sz w:val="2"/>
+          <w:szCs w:val="2"/>
         </w:rPr>
       </w:pPr>
     </w:p>
@@ -1190,7 +1188,6 @@
           <w:rFonts w:asciiTheme="majorHAnsi" w:hAnsiTheme="majorHAnsi" w:cstheme="majorHAnsi"/>
           <w:color w:val="000000" w:themeColor="text1"/>
         </w:rPr>
-        <w:lastRenderedPageBreak/>
         <w:t>Boston Marathon Qualifier &amp; Finisher (2024) | Running, Hiking, Swimming</w:t>
       </w:r>
     </w:p>
@@ -14025,6 +14022,18 @@
       <w:szCs w:val="24"/>
     </w:rPr>
   </w:style>
+  <w:style w:type="character" w:styleId="FollowedHyperlink">
+    <w:name w:val="FollowedHyperlink"/>
+    <w:basedOn w:val="DefaultParagraphFont"/>
+    <w:uiPriority w:val="99"/>
+    <w:semiHidden/>
+    <w:unhideWhenUsed/>
+    <w:rsid w:val="00826F30"/>
+    <w:rPr>
+      <w:color w:val="800080" w:themeColor="followedHyperlink"/>
+      <w:u w:val="single"/>
+    </w:rPr>
+  </w:style>
 </w:styles>
 </file>
 
